--- a/learn/peek_embeddings.docx
+++ b/learn/peek_embeddings.docx
@@ -20,6 +20,162 @@
       <w:r>
         <w:rPr/>
         <w:t>This document explains the output of the script `peek_embeddings.py` and how to interpret the different fields when inspecting embeddings stored in a vector database.</w:t>
+      </w:r>
+    </w:p>
+    <w:p>
+      <w:pPr>
+        <w:pStyle w:val="Heading3"/>
+        <w:spacing w:before="0" w:after="200"/>
+        <w:rPr>
+          <w:rFonts w:ascii="Cambria" w:hAnsi="Cambria" w:asciiTheme="minorHAnsi" w:cstheme="minorBidi" w:eastAsiaTheme="minorEastAsia" w:hAnsiTheme="minorHAnsi"/>
+          <w:color w:val="auto"/>
+        </w:rPr>
+      </w:pPr>
+      <w:r>
+        <w:rPr>
+          <w:rFonts w:asciiTheme="minorHAnsi" w:cstheme="minorBidi" w:eastAsiaTheme="minorEastAsia" w:hAnsiTheme="minorHAnsi" w:ascii="Cambria" w:hAnsi="Cambria"/>
+          <w:color w:val="auto"/>
+        </w:rPr>
+        <w:t>Chunk → Embedding</w:t>
+      </w:r>
+    </w:p>
+    <w:p>
+      <w:pPr>
+        <w:pStyle w:val="BodyText"/>
+        <w:numPr>
+          <w:ilvl w:val="0"/>
+          <w:numId w:val="7"/>
+        </w:numPr>
+        <w:tabs>
+          <w:tab w:val="clear" w:pos="720"/>
+          <w:tab w:val="left" w:pos="0" w:leader="none"/>
+        </w:tabs>
+        <w:spacing w:before="0" w:after="200"/>
+        <w:ind w:hanging="283" w:left="709"/>
+        <w:rPr/>
+      </w:pPr>
+      <w:r>
+        <w:rPr/>
+        <w:t xml:space="preserve">Each chunk of tokens is passed through the </w:t>
+      </w:r>
+      <w:r>
+        <w:rPr>
+          <w:rStyle w:val="Strong"/>
+        </w:rPr>
+        <w:t>embedding model</w:t>
+      </w:r>
+      <w:r>
+        <w:rPr/>
+        <w:t xml:space="preserve"> (e.g., BERT base, 768-dim).</w:t>
+      </w:r>
+    </w:p>
+    <w:p>
+      <w:pPr>
+        <w:pStyle w:val="BodyText"/>
+        <w:numPr>
+          <w:ilvl w:val="0"/>
+          <w:numId w:val="7"/>
+        </w:numPr>
+        <w:tabs>
+          <w:tab w:val="clear" w:pos="720"/>
+          <w:tab w:val="left" w:pos="0" w:leader="none"/>
+        </w:tabs>
+        <w:spacing w:before="0" w:after="200"/>
+        <w:ind w:hanging="283" w:left="709"/>
+        <w:rPr/>
+      </w:pPr>
+      <w:r>
+        <w:rPr/>
+        <w:t xml:space="preserve">The model outputs a </w:t>
+      </w:r>
+      <w:r>
+        <w:rPr>
+          <w:rStyle w:val="Strong"/>
+        </w:rPr>
+        <w:t>768-length vector</w:t>
+      </w:r>
+      <w:r>
+        <w:rPr/>
+        <w:t>, where each value is a floating-point number.</w:t>
+      </w:r>
+    </w:p>
+    <w:p>
+      <w:pPr>
+        <w:pStyle w:val="BodyText"/>
+        <w:numPr>
+          <w:ilvl w:val="0"/>
+          <w:numId w:val="7"/>
+        </w:numPr>
+        <w:tabs>
+          <w:tab w:val="clear" w:pos="720"/>
+          <w:tab w:val="left" w:pos="0" w:leader="none"/>
+        </w:tabs>
+        <w:spacing w:before="0" w:after="200"/>
+        <w:ind w:hanging="283" w:left="709"/>
+        <w:rPr/>
+      </w:pPr>
+      <w:r>
+        <w:rPr/>
+        <w:t xml:space="preserve">That vector represents the </w:t>
+      </w:r>
+      <w:r>
+        <w:rPr>
+          <w:rStyle w:val="Strong"/>
+        </w:rPr>
+        <w:t>semantic meaning</w:t>
+      </w:r>
+      <w:r>
+        <w:rPr/>
+        <w:t xml:space="preserve"> of that chunk.</w:t>
+      </w:r>
+    </w:p>
+    <w:p>
+      <w:pPr>
+        <w:pStyle w:val="BodyText"/>
+        <w:spacing w:before="0" w:after="200"/>
+        <w:rPr/>
+      </w:pPr>
+      <w:r>
+        <w:rPr/>
+        <w:t>Example:</w:t>
+      </w:r>
+    </w:p>
+    <w:p>
+      <w:pPr>
+        <w:pStyle w:val="PreformattedText"/>
+        <w:bidi w:val="0"/>
+        <w:spacing w:before="0" w:after="200"/>
+        <w:ind w:hanging="0" w:left="0" w:right="0"/>
+        <w:rPr>
+          <w:rFonts w:ascii="Cambria" w:hAnsi="Cambria" w:eastAsia="" w:cs=""/>
+          <w:sz w:val="22"/>
+          <w:szCs w:val="22"/>
+        </w:rPr>
+      </w:pPr>
+      <w:r>
+        <w:rPr>
+          <w:rStyle w:val="SourceText"/>
+          <w:rFonts w:ascii="Cambria" w:hAnsi="Cambria"/>
+          <w:sz w:val="22"/>
+          <w:szCs w:val="22"/>
+        </w:rPr>
+        <w:t>Chunk: "Edmonton zoning bylaw Part 2 covers standard zones..."</w:t>
+      </w:r>
+    </w:p>
+    <w:p>
+      <w:pPr>
+        <w:pStyle w:val="PreformattedText"/>
+        <w:bidi w:val="0"/>
+        <w:spacing w:before="0" w:after="283"/>
+        <w:rPr/>
+      </w:pPr>
+      <w:r>
+        <w:rPr>
+          <w:rStyle w:val="SourceText"/>
+          <w:sz w:val="22"/>
+          <w:szCs w:val="22"/>
+        </w:rPr>
+        <w:t>Embedding (dim=768): [0.01323, 0.04926, -0.16384, -0.03901, ...]</w:t>
       </w:r>
     </w:p>
     <w:p>
@@ -229,6 +385,7 @@
         </w:tabs>
         <w:ind w:left="1080" w:hanging="360"/>
       </w:pPr>
+      <w:rPr/>
     </w:lvl>
     <w:lvl w:ilvl="2">
       <w:start w:val="1"/>
@@ -241,6 +398,7 @@
         </w:tabs>
         <w:ind w:left="1440" w:hanging="360"/>
       </w:pPr>
+      <w:rPr/>
     </w:lvl>
     <w:lvl w:ilvl="3">
       <w:start w:val="1"/>
@@ -253,6 +411,7 @@
         </w:tabs>
         <w:ind w:left="1800" w:hanging="360"/>
       </w:pPr>
+      <w:rPr/>
     </w:lvl>
     <w:lvl w:ilvl="4">
       <w:start w:val="1"/>
@@ -265,6 +424,7 @@
         </w:tabs>
         <w:ind w:left="2160" w:hanging="360"/>
       </w:pPr>
+      <w:rPr/>
     </w:lvl>
     <w:lvl w:ilvl="5">
       <w:start w:val="1"/>
@@ -277,6 +437,7 @@
         </w:tabs>
         <w:ind w:left="2520" w:hanging="360"/>
       </w:pPr>
+      <w:rPr/>
     </w:lvl>
     <w:lvl w:ilvl="6">
       <w:start w:val="1"/>
@@ -289,6 +450,7 @@
         </w:tabs>
         <w:ind w:left="2880" w:hanging="360"/>
       </w:pPr>
+      <w:rPr/>
     </w:lvl>
     <w:lvl w:ilvl="7">
       <w:start w:val="1"/>
@@ -301,6 +463,7 @@
         </w:tabs>
         <w:ind w:left="3240" w:hanging="360"/>
       </w:pPr>
+      <w:rPr/>
     </w:lvl>
     <w:lvl w:ilvl="8">
       <w:start w:val="1"/>
@@ -313,6 +476,7 @@
         </w:tabs>
         <w:ind w:left="3600" w:hanging="360"/>
       </w:pPr>
+      <w:rPr/>
     </w:lvl>
   </w:abstractNum>
   <w:abstractNum w:abstractNumId="2">
@@ -342,6 +506,7 @@
         </w:tabs>
         <w:ind w:left="1080" w:hanging="360"/>
       </w:pPr>
+      <w:rPr/>
     </w:lvl>
     <w:lvl w:ilvl="2">
       <w:start w:val="1"/>
@@ -354,6 +519,7 @@
         </w:tabs>
         <w:ind w:left="1440" w:hanging="360"/>
       </w:pPr>
+      <w:rPr/>
     </w:lvl>
     <w:lvl w:ilvl="3">
       <w:start w:val="1"/>
@@ -366,6 +532,7 @@
         </w:tabs>
         <w:ind w:left="1800" w:hanging="360"/>
       </w:pPr>
+      <w:rPr/>
     </w:lvl>
     <w:lvl w:ilvl="4">
       <w:start w:val="1"/>
@@ -378,6 +545,7 @@
         </w:tabs>
         <w:ind w:left="2160" w:hanging="360"/>
       </w:pPr>
+      <w:rPr/>
     </w:lvl>
     <w:lvl w:ilvl="5">
       <w:start w:val="1"/>
@@ -390,6 +558,7 @@
         </w:tabs>
         <w:ind w:left="2520" w:hanging="360"/>
       </w:pPr>
+      <w:rPr/>
     </w:lvl>
     <w:lvl w:ilvl="6">
       <w:start w:val="1"/>
@@ -402,6 +571,7 @@
         </w:tabs>
         <w:ind w:left="2880" w:hanging="360"/>
       </w:pPr>
+      <w:rPr/>
     </w:lvl>
     <w:lvl w:ilvl="7">
       <w:start w:val="1"/>
@@ -414,6 +584,7 @@
         </w:tabs>
         <w:ind w:left="3240" w:hanging="360"/>
       </w:pPr>
+      <w:rPr/>
     </w:lvl>
     <w:lvl w:ilvl="8">
       <w:start w:val="1"/>
@@ -426,6 +597,7 @@
         </w:tabs>
         <w:ind w:left="3600" w:hanging="360"/>
       </w:pPr>
+      <w:rPr/>
     </w:lvl>
   </w:abstractNum>
   <w:abstractNum w:abstractNumId="3">
@@ -455,6 +627,7 @@
         </w:tabs>
         <w:ind w:left="1080" w:hanging="360"/>
       </w:pPr>
+      <w:rPr/>
     </w:lvl>
     <w:lvl w:ilvl="2">
       <w:start w:val="1"/>
@@ -467,6 +640,7 @@
         </w:tabs>
         <w:ind w:left="1440" w:hanging="360"/>
       </w:pPr>
+      <w:rPr/>
     </w:lvl>
     <w:lvl w:ilvl="3">
       <w:start w:val="1"/>
@@ -479,6 +653,7 @@
         </w:tabs>
         <w:ind w:left="1800" w:hanging="360"/>
       </w:pPr>
+      <w:rPr/>
     </w:lvl>
     <w:lvl w:ilvl="4">
       <w:start w:val="1"/>
@@ -491,6 +666,7 @@
         </w:tabs>
         <w:ind w:left="2160" w:hanging="360"/>
       </w:pPr>
+      <w:rPr/>
     </w:lvl>
     <w:lvl w:ilvl="5">
       <w:start w:val="1"/>
@@ -503,6 +679,7 @@
         </w:tabs>
         <w:ind w:left="2520" w:hanging="360"/>
       </w:pPr>
+      <w:rPr/>
     </w:lvl>
     <w:lvl w:ilvl="6">
       <w:start w:val="1"/>
@@ -515,6 +692,7 @@
         </w:tabs>
         <w:ind w:left="2880" w:hanging="360"/>
       </w:pPr>
+      <w:rPr/>
     </w:lvl>
     <w:lvl w:ilvl="7">
       <w:start w:val="1"/>
@@ -527,6 +705,7 @@
         </w:tabs>
         <w:ind w:left="3240" w:hanging="360"/>
       </w:pPr>
+      <w:rPr/>
     </w:lvl>
     <w:lvl w:ilvl="8">
       <w:start w:val="1"/>
@@ -539,6 +718,7 @@
         </w:tabs>
         <w:ind w:left="3600" w:hanging="360"/>
       </w:pPr>
+      <w:rPr/>
     </w:lvl>
   </w:abstractNum>
   <w:abstractNum w:abstractNumId="4">
@@ -566,6 +746,7 @@
         </w:tabs>
         <w:ind w:left="1080" w:hanging="360"/>
       </w:pPr>
+      <w:rPr/>
     </w:lvl>
     <w:lvl w:ilvl="2">
       <w:start w:val="1"/>
@@ -578,6 +759,7 @@
         </w:tabs>
         <w:ind w:left="1440" w:hanging="360"/>
       </w:pPr>
+      <w:rPr/>
     </w:lvl>
     <w:lvl w:ilvl="3">
       <w:start w:val="1"/>
@@ -590,6 +772,7 @@
         </w:tabs>
         <w:ind w:left="1800" w:hanging="360"/>
       </w:pPr>
+      <w:rPr/>
     </w:lvl>
     <w:lvl w:ilvl="4">
       <w:start w:val="1"/>
@@ -602,6 +785,7 @@
         </w:tabs>
         <w:ind w:left="2160" w:hanging="360"/>
       </w:pPr>
+      <w:rPr/>
     </w:lvl>
     <w:lvl w:ilvl="5">
       <w:start w:val="1"/>
@@ -614,6 +798,7 @@
         </w:tabs>
         <w:ind w:left="2520" w:hanging="360"/>
       </w:pPr>
+      <w:rPr/>
     </w:lvl>
     <w:lvl w:ilvl="6">
       <w:start w:val="1"/>
@@ -626,6 +811,7 @@
         </w:tabs>
         <w:ind w:left="2880" w:hanging="360"/>
       </w:pPr>
+      <w:rPr/>
     </w:lvl>
     <w:lvl w:ilvl="7">
       <w:start w:val="1"/>
@@ -638,6 +824,7 @@
         </w:tabs>
         <w:ind w:left="3240" w:hanging="360"/>
       </w:pPr>
+      <w:rPr/>
     </w:lvl>
     <w:lvl w:ilvl="8">
       <w:start w:val="1"/>
@@ -650,6 +837,7 @@
         </w:tabs>
         <w:ind w:left="3600" w:hanging="360"/>
       </w:pPr>
+      <w:rPr/>
     </w:lvl>
   </w:abstractNum>
   <w:abstractNum w:abstractNumId="5">
@@ -677,6 +865,7 @@
         </w:tabs>
         <w:ind w:left="1080" w:hanging="360"/>
       </w:pPr>
+      <w:rPr/>
     </w:lvl>
     <w:lvl w:ilvl="2">
       <w:start w:val="1"/>
@@ -689,6 +878,7 @@
         </w:tabs>
         <w:ind w:left="1440" w:hanging="360"/>
       </w:pPr>
+      <w:rPr/>
     </w:lvl>
     <w:lvl w:ilvl="3">
       <w:start w:val="1"/>
@@ -701,6 +891,7 @@
         </w:tabs>
         <w:ind w:left="1800" w:hanging="360"/>
       </w:pPr>
+      <w:rPr/>
     </w:lvl>
     <w:lvl w:ilvl="4">
       <w:start w:val="1"/>
@@ -713,6 +904,7 @@
         </w:tabs>
         <w:ind w:left="2160" w:hanging="360"/>
       </w:pPr>
+      <w:rPr/>
     </w:lvl>
     <w:lvl w:ilvl="5">
       <w:start w:val="1"/>
@@ -725,6 +917,7 @@
         </w:tabs>
         <w:ind w:left="2520" w:hanging="360"/>
       </w:pPr>
+      <w:rPr/>
     </w:lvl>
     <w:lvl w:ilvl="6">
       <w:start w:val="1"/>
@@ -737,6 +930,7 @@
         </w:tabs>
         <w:ind w:left="2880" w:hanging="360"/>
       </w:pPr>
+      <w:rPr/>
     </w:lvl>
     <w:lvl w:ilvl="7">
       <w:start w:val="1"/>
@@ -749,6 +943,7 @@
         </w:tabs>
         <w:ind w:left="3240" w:hanging="360"/>
       </w:pPr>
+      <w:rPr/>
     </w:lvl>
     <w:lvl w:ilvl="8">
       <w:start w:val="1"/>
@@ -761,6 +956,7 @@
         </w:tabs>
         <w:ind w:left="3600" w:hanging="360"/>
       </w:pPr>
+      <w:rPr/>
     </w:lvl>
   </w:abstractNum>
   <w:abstractNum w:abstractNumId="6">
@@ -788,6 +984,7 @@
         </w:tabs>
         <w:ind w:left="1080" w:hanging="360"/>
       </w:pPr>
+      <w:rPr/>
     </w:lvl>
     <w:lvl w:ilvl="2">
       <w:start w:val="1"/>
@@ -800,6 +997,7 @@
         </w:tabs>
         <w:ind w:left="1440" w:hanging="360"/>
       </w:pPr>
+      <w:rPr/>
     </w:lvl>
     <w:lvl w:ilvl="3">
       <w:start w:val="1"/>
@@ -812,6 +1010,7 @@
         </w:tabs>
         <w:ind w:left="1800" w:hanging="360"/>
       </w:pPr>
+      <w:rPr/>
     </w:lvl>
     <w:lvl w:ilvl="4">
       <w:start w:val="1"/>
@@ -824,6 +1023,7 @@
         </w:tabs>
         <w:ind w:left="2160" w:hanging="360"/>
       </w:pPr>
+      <w:rPr/>
     </w:lvl>
     <w:lvl w:ilvl="5">
       <w:start w:val="1"/>
@@ -836,6 +1036,7 @@
         </w:tabs>
         <w:ind w:left="2520" w:hanging="360"/>
       </w:pPr>
+      <w:rPr/>
     </w:lvl>
     <w:lvl w:ilvl="6">
       <w:start w:val="1"/>
@@ -848,6 +1049,7 @@
         </w:tabs>
         <w:ind w:left="2880" w:hanging="360"/>
       </w:pPr>
+      <w:rPr/>
     </w:lvl>
     <w:lvl w:ilvl="7">
       <w:start w:val="1"/>
@@ -860,6 +1062,7 @@
         </w:tabs>
         <w:ind w:left="3240" w:hanging="360"/>
       </w:pPr>
+      <w:rPr/>
     </w:lvl>
     <w:lvl w:ilvl="8">
       <w:start w:val="1"/>
@@ -872,9 +1075,147 @@
         </w:tabs>
         <w:ind w:left="3600" w:hanging="360"/>
       </w:pPr>
+      <w:rPr/>
     </w:lvl>
   </w:abstractNum>
   <w:abstractNum w:abstractNumId="7">
+    <w:lvl w:ilvl="0">
+      <w:start w:val="1"/>
+      <w:numFmt w:val="bullet"/>
+      <w:lvlText w:val=""/>
+      <w:lvlJc w:val="left"/>
+      <w:pPr>
+        <w:tabs>
+          <w:tab w:val="num" w:pos="709"/>
+        </w:tabs>
+        <w:ind w:left="709" w:hanging="283"/>
+      </w:pPr>
+      <w:rPr>
+        <w:rFonts w:ascii="Symbol" w:hAnsi="Symbol" w:cs="Symbol" w:hint="default"/>
+      </w:rPr>
+    </w:lvl>
+    <w:lvl w:ilvl="1">
+      <w:start w:val="1"/>
+      <w:numFmt w:val="bullet"/>
+      <w:lvlText w:val=""/>
+      <w:lvlJc w:val="left"/>
+      <w:pPr>
+        <w:tabs>
+          <w:tab w:val="num" w:pos="1418"/>
+        </w:tabs>
+        <w:ind w:left="1418" w:hanging="283"/>
+      </w:pPr>
+      <w:rPr>
+        <w:rFonts w:ascii="Symbol" w:hAnsi="Symbol" w:cs="Symbol" w:hint="default"/>
+      </w:rPr>
+    </w:lvl>
+    <w:lvl w:ilvl="2">
+      <w:start w:val="1"/>
+      <w:numFmt w:val="bullet"/>
+      <w:lvlText w:val=""/>
+      <w:lvlJc w:val="left"/>
+      <w:pPr>
+        <w:tabs>
+          <w:tab w:val="num" w:pos="2127"/>
+        </w:tabs>
+        <w:ind w:left="2127" w:hanging="283"/>
+      </w:pPr>
+      <w:rPr>
+        <w:rFonts w:ascii="Symbol" w:hAnsi="Symbol" w:cs="Symbol" w:hint="default"/>
+      </w:rPr>
+    </w:lvl>
+    <w:lvl w:ilvl="3">
+      <w:start w:val="1"/>
+      <w:numFmt w:val="bullet"/>
+      <w:lvlText w:val=""/>
+      <w:lvlJc w:val="left"/>
+      <w:pPr>
+        <w:tabs>
+          <w:tab w:val="num" w:pos="2836"/>
+        </w:tabs>
+        <w:ind w:left="2836" w:hanging="283"/>
+      </w:pPr>
+      <w:rPr>
+        <w:rFonts w:ascii="Symbol" w:hAnsi="Symbol" w:cs="Symbol" w:hint="default"/>
+      </w:rPr>
+    </w:lvl>
+    <w:lvl w:ilvl="4">
+      <w:start w:val="1"/>
+      <w:numFmt w:val="bullet"/>
+      <w:lvlText w:val=""/>
+      <w:lvlJc w:val="left"/>
+      <w:pPr>
+        <w:tabs>
+          <w:tab w:val="num" w:pos="3545"/>
+        </w:tabs>
+        <w:ind w:left="3545" w:hanging="283"/>
+      </w:pPr>
+      <w:rPr>
+        <w:rFonts w:ascii="Symbol" w:hAnsi="Symbol" w:cs="Symbol" w:hint="default"/>
+      </w:rPr>
+    </w:lvl>
+    <w:lvl w:ilvl="5">
+      <w:start w:val="1"/>
+      <w:numFmt w:val="bullet"/>
+      <w:lvlText w:val=""/>
+      <w:lvlJc w:val="left"/>
+      <w:pPr>
+        <w:tabs>
+          <w:tab w:val="num" w:pos="4254"/>
+        </w:tabs>
+        <w:ind w:left="4254" w:hanging="283"/>
+      </w:pPr>
+      <w:rPr>
+        <w:rFonts w:ascii="Symbol" w:hAnsi="Symbol" w:cs="Symbol" w:hint="default"/>
+      </w:rPr>
+    </w:lvl>
+    <w:lvl w:ilvl="6">
+      <w:start w:val="1"/>
+      <w:numFmt w:val="bullet"/>
+      <w:lvlText w:val=""/>
+      <w:lvlJc w:val="left"/>
+      <w:pPr>
+        <w:tabs>
+          <w:tab w:val="num" w:pos="4963"/>
+        </w:tabs>
+        <w:ind w:left="4963" w:hanging="283"/>
+      </w:pPr>
+      <w:rPr>
+        <w:rFonts w:ascii="Symbol" w:hAnsi="Symbol" w:cs="Symbol" w:hint="default"/>
+      </w:rPr>
+    </w:lvl>
+    <w:lvl w:ilvl="7">
+      <w:start w:val="1"/>
+      <w:numFmt w:val="bullet"/>
+      <w:lvlText w:val=""/>
+      <w:lvlJc w:val="left"/>
+      <w:pPr>
+        <w:tabs>
+          <w:tab w:val="num" w:pos="5672"/>
+        </w:tabs>
+        <w:ind w:left="5672" w:hanging="283"/>
+      </w:pPr>
+      <w:rPr>
+        <w:rFonts w:ascii="Symbol" w:hAnsi="Symbol" w:cs="Symbol" w:hint="default"/>
+      </w:rPr>
+    </w:lvl>
+    <w:lvl w:ilvl="8">
+      <w:start w:val="1"/>
+      <w:numFmt w:val="bullet"/>
+      <w:lvlText w:val=""/>
+      <w:lvlJc w:val="left"/>
+      <w:pPr>
+        <w:tabs>
+          <w:tab w:val="num" w:pos="6381"/>
+        </w:tabs>
+        <w:ind w:left="6381" w:hanging="283"/>
+      </w:pPr>
+      <w:rPr>
+        <w:rFonts w:ascii="Symbol" w:hAnsi="Symbol" w:cs="Symbol" w:hint="default"/>
+      </w:rPr>
+    </w:lvl>
+  </w:abstractNum>
+  <w:abstractNum w:abstractNumId="8">
     <w:lvl w:ilvl="0">
       <w:start w:val="1"/>
       <w:numFmt w:val="none"/>
@@ -1014,6 +1355,9 @@
   <w:num w:numId="7">
     <w:abstractNumId w:val="7"/>
   </w:num>
+  <w:num w:numId="8">
+    <w:abstractNumId w:val="8"/>
+  </w:num>
 </w:numbering>
 </file>
 
@@ -1022,7 +1366,7 @@
   <w:docDefaults>
     <w:rPrDefault>
       <w:rPr>
-        <w:rFonts w:ascii="Cambria" w:hAnsi="Cambria" w:eastAsia="ＭＳ 明朝" w:cs="" w:asciiTheme="minorHAnsi" w:cstheme="minorBidi" w:eastAsiaTheme="minorEastAsia" w:hAnsiTheme="minorHAnsi"/>
+        <w:rFonts w:ascii="Cambria" w:hAnsi="Cambria" w:eastAsia="" w:cs="" w:asciiTheme="minorHAnsi" w:cstheme="minorBidi" w:eastAsiaTheme="minorEastAsia" w:hAnsiTheme="minorHAnsi"/>
         <w:sz w:val="22"/>
         <w:szCs w:val="22"/>
         <w:lang w:val="en-US" w:eastAsia="en-US" w:bidi="ar-SA"/>
@@ -1179,12 +1523,13 @@
     <w:rsid w:val="00fc693f"/>
     <w:pPr>
       <w:widowControl/>
+      <w:suppressAutoHyphens w:val="true"/>
       <w:bidi w:val="0"/>
       <w:spacing w:lineRule="auto" w:line="276" w:before="0" w:after="200"/>
       <w:jc w:val="left"/>
     </w:pPr>
     <w:rPr>
-      <w:rFonts w:ascii="Cambria" w:hAnsi="Cambria" w:eastAsia="ＭＳ 明朝" w:cs="" w:asciiTheme="minorHAnsi" w:cstheme="minorBidi" w:eastAsiaTheme="minorEastAsia" w:hAnsiTheme="minorHAnsi"/>
+      <w:rFonts w:ascii="Cambria" w:hAnsi="Cambria" w:eastAsia="" w:cs="" w:asciiTheme="minorHAnsi" w:cstheme="minorBidi" w:eastAsiaTheme="minorEastAsia" w:hAnsiTheme="minorHAnsi"/>
       <w:color w:val="auto"/>
       <w:kern w:val="0"/>
       <w:sz w:val="22"/>
@@ -1207,7 +1552,7 @@
       <w:outlineLvl w:val="0"/>
     </w:pPr>
     <w:rPr>
-      <w:rFonts w:ascii="Calibri" w:hAnsi="Calibri" w:eastAsia="ＭＳ ゴシック" w:cs="" w:asciiTheme="majorHAnsi" w:cstheme="majorBidi" w:eastAsiaTheme="majorEastAsia" w:hAnsiTheme="majorHAnsi"/>
+      <w:rFonts w:ascii="Calibri" w:hAnsi="Calibri" w:eastAsia="" w:cs="" w:asciiTheme="majorHAnsi" w:cstheme="majorBidi" w:eastAsiaTheme="majorEastAsia" w:hAnsiTheme="majorHAnsi"/>
       <w:b/>
       <w:bCs/>
       <w:color w:themeColor="accent1" w:themeShade="bf" w:val="365F91"/>
@@ -1231,7 +1576,7 @@
       <w:outlineLvl w:val="1"/>
     </w:pPr>
     <w:rPr>
-      <w:rFonts w:ascii="Calibri" w:hAnsi="Calibri" w:eastAsia="ＭＳ ゴシック" w:cs="" w:asciiTheme="majorHAnsi" w:cstheme="majorBidi" w:eastAsiaTheme="majorEastAsia" w:hAnsiTheme="majorHAnsi"/>
+      <w:rFonts w:ascii="Calibri" w:hAnsi="Calibri" w:eastAsia="" w:cs="" w:asciiTheme="majorHAnsi" w:cstheme="majorBidi" w:eastAsiaTheme="majorEastAsia" w:hAnsiTheme="majorHAnsi"/>
       <w:b/>
       <w:bCs/>
       <w:color w:themeColor="accent1" w:val="4F81BD"/>
@@ -1255,7 +1600,7 @@
       <w:outlineLvl w:val="2"/>
     </w:pPr>
     <w:rPr>
-      <w:rFonts w:ascii="Calibri" w:hAnsi="Calibri" w:eastAsia="ＭＳ ゴシック" w:cs="" w:asciiTheme="majorHAnsi" w:cstheme="majorBidi" w:eastAsiaTheme="majorEastAsia" w:hAnsiTheme="majorHAnsi"/>
+      <w:rFonts w:ascii="Calibri" w:hAnsi="Calibri" w:eastAsia="" w:cs="" w:asciiTheme="majorHAnsi" w:cstheme="majorBidi" w:eastAsiaTheme="majorEastAsia" w:hAnsiTheme="majorHAnsi"/>
       <w:b/>
       <w:bCs/>
       <w:color w:themeColor="accent1" w:val="4F81BD"/>
@@ -1278,7 +1623,7 @@
       <w:outlineLvl w:val="3"/>
     </w:pPr>
     <w:rPr>
-      <w:rFonts w:ascii="Calibri" w:hAnsi="Calibri" w:eastAsia="ＭＳ ゴシック" w:cs="" w:asciiTheme="majorHAnsi" w:cstheme="majorBidi" w:eastAsiaTheme="majorEastAsia" w:hAnsiTheme="majorHAnsi"/>
+      <w:rFonts w:ascii="Calibri" w:hAnsi="Calibri" w:eastAsia="" w:cs="" w:asciiTheme="majorHAnsi" w:cstheme="majorBidi" w:eastAsiaTheme="majorEastAsia" w:hAnsiTheme="majorHAnsi"/>
       <w:b/>
       <w:bCs/>
       <w:i/>
@@ -1303,7 +1648,7 @@
       <w:outlineLvl w:val="4"/>
     </w:pPr>
     <w:rPr>
-      <w:rFonts w:ascii="Calibri" w:hAnsi="Calibri" w:eastAsia="ＭＳ ゴシック" w:cs="" w:asciiTheme="majorHAnsi" w:cstheme="majorBidi" w:eastAsiaTheme="majorEastAsia" w:hAnsiTheme="majorHAnsi"/>
+      <w:rFonts w:ascii="Calibri" w:hAnsi="Calibri" w:eastAsia="" w:cs="" w:asciiTheme="majorHAnsi" w:cstheme="majorBidi" w:eastAsiaTheme="majorEastAsia" w:hAnsiTheme="majorHAnsi"/>
       <w:color w:themeColor="accent1" w:themeShade="7f" w:val="243F60"/>
     </w:rPr>
   </w:style>
@@ -1324,7 +1669,7 @@
       <w:outlineLvl w:val="5"/>
     </w:pPr>
     <w:rPr>
-      <w:rFonts w:ascii="Calibri" w:hAnsi="Calibri" w:eastAsia="ＭＳ ゴシック" w:cs="" w:asciiTheme="majorHAnsi" w:cstheme="majorBidi" w:eastAsiaTheme="majorEastAsia" w:hAnsiTheme="majorHAnsi"/>
+      <w:rFonts w:ascii="Calibri" w:hAnsi="Calibri" w:eastAsia="" w:cs="" w:asciiTheme="majorHAnsi" w:cstheme="majorBidi" w:eastAsiaTheme="majorEastAsia" w:hAnsiTheme="majorHAnsi"/>
       <w:i/>
       <w:iCs/>
       <w:color w:themeColor="accent1" w:themeShade="7f" w:val="243F60"/>
@@ -1347,7 +1692,7 @@
       <w:outlineLvl w:val="6"/>
     </w:pPr>
     <w:rPr>
-      <w:rFonts w:ascii="Calibri" w:hAnsi="Calibri" w:eastAsia="ＭＳ ゴシック" w:cs="" w:asciiTheme="majorHAnsi" w:cstheme="majorBidi" w:eastAsiaTheme="majorEastAsia" w:hAnsiTheme="majorHAnsi"/>
+      <w:rFonts w:ascii="Calibri" w:hAnsi="Calibri" w:eastAsia="" w:cs="" w:asciiTheme="majorHAnsi" w:cstheme="majorBidi" w:eastAsiaTheme="majorEastAsia" w:hAnsiTheme="majorHAnsi"/>
       <w:i/>
       <w:iCs/>
       <w:color w:themeColor="text1" w:themeTint="bf" w:val="404040"/>
@@ -1370,7 +1715,7 @@
       <w:outlineLvl w:val="7"/>
     </w:pPr>
     <w:rPr>
-      <w:rFonts w:ascii="Calibri" w:hAnsi="Calibri" w:eastAsia="ＭＳ ゴシック" w:cs="" w:asciiTheme="majorHAnsi" w:cstheme="majorBidi" w:eastAsiaTheme="majorEastAsia" w:hAnsiTheme="majorHAnsi"/>
+      <w:rFonts w:ascii="Calibri" w:hAnsi="Calibri" w:eastAsia="" w:cs="" w:asciiTheme="majorHAnsi" w:cstheme="majorBidi" w:eastAsiaTheme="majorEastAsia" w:hAnsiTheme="majorHAnsi"/>
       <w:color w:themeColor="accent1" w:val="4F81BD"/>
       <w:sz w:val="20"/>
       <w:szCs w:val="20"/>
@@ -1393,7 +1738,7 @@
       <w:outlineLvl w:val="8"/>
     </w:pPr>
     <w:rPr>
-      <w:rFonts w:ascii="Calibri" w:hAnsi="Calibri" w:eastAsia="ＭＳ ゴシック" w:cs="" w:asciiTheme="majorHAnsi" w:cstheme="majorBidi" w:eastAsiaTheme="majorEastAsia" w:hAnsiTheme="majorHAnsi"/>
+      <w:rFonts w:ascii="Calibri" w:hAnsi="Calibri" w:eastAsia="" w:cs="" w:asciiTheme="majorHAnsi" w:cstheme="majorBidi" w:eastAsiaTheme="majorEastAsia" w:hAnsiTheme="majorHAnsi"/>
       <w:i/>
       <w:iCs/>
       <w:color w:themeColor="text1" w:themeTint="bf" w:val="404040"/>
@@ -1435,7 +1780,7 @@
     <w:qFormat/>
     <w:rsid w:val="00fc693f"/>
     <w:rPr>
-      <w:rFonts w:ascii="Calibri" w:hAnsi="Calibri" w:eastAsia="ＭＳ ゴシック" w:cs="" w:asciiTheme="majorHAnsi" w:cstheme="majorBidi" w:eastAsiaTheme="majorEastAsia" w:hAnsiTheme="majorHAnsi"/>
+      <w:rFonts w:ascii="Calibri" w:hAnsi="Calibri" w:eastAsia="" w:cs="" w:asciiTheme="majorHAnsi" w:cstheme="majorBidi" w:eastAsiaTheme="majorEastAsia" w:hAnsiTheme="majorHAnsi"/>
       <w:b/>
       <w:bCs/>
       <w:color w:themeColor="accent1" w:themeShade="bf" w:val="365F91"/>
@@ -1451,7 +1796,7 @@
     <w:qFormat/>
     <w:rsid w:val="00fc693f"/>
     <w:rPr>
-      <w:rFonts w:ascii="Calibri" w:hAnsi="Calibri" w:eastAsia="ＭＳ ゴシック" w:cs="" w:asciiTheme="majorHAnsi" w:cstheme="majorBidi" w:eastAsiaTheme="majorEastAsia" w:hAnsiTheme="majorHAnsi"/>
+      <w:rFonts w:ascii="Calibri" w:hAnsi="Calibri" w:eastAsia="" w:cs="" w:asciiTheme="majorHAnsi" w:cstheme="majorBidi" w:eastAsiaTheme="majorEastAsia" w:hAnsiTheme="majorHAnsi"/>
       <w:b/>
       <w:bCs/>
       <w:color w:themeColor="accent1" w:val="4F81BD"/>
@@ -1467,7 +1812,7 @@
     <w:qFormat/>
     <w:rsid w:val="00fc693f"/>
     <w:rPr>
-      <w:rFonts w:ascii="Calibri" w:hAnsi="Calibri" w:eastAsia="ＭＳ ゴシック" w:cs="" w:asciiTheme="majorHAnsi" w:cstheme="majorBidi" w:eastAsiaTheme="majorEastAsia" w:hAnsiTheme="majorHAnsi"/>
+      <w:rFonts w:ascii="Calibri" w:hAnsi="Calibri" w:eastAsia="" w:cs="" w:asciiTheme="majorHAnsi" w:cstheme="majorBidi" w:eastAsiaTheme="majorEastAsia" w:hAnsiTheme="majorHAnsi"/>
       <w:b/>
       <w:bCs/>
       <w:color w:themeColor="accent1" w:val="4F81BD"/>
@@ -1481,7 +1826,7 @@
     <w:qFormat/>
     <w:rsid w:val="00fc693f"/>
     <w:rPr>
-      <w:rFonts w:ascii="Calibri" w:hAnsi="Calibri" w:eastAsia="ＭＳ ゴシック" w:cs="" w:asciiTheme="majorHAnsi" w:cstheme="majorBidi" w:eastAsiaTheme="majorEastAsia" w:hAnsiTheme="majorHAnsi"/>
+      <w:rFonts w:ascii="Calibri" w:hAnsi="Calibri" w:eastAsia="" w:cs="" w:asciiTheme="majorHAnsi" w:cstheme="majorBidi" w:eastAsiaTheme="majorEastAsia" w:hAnsiTheme="majorHAnsi"/>
       <w:color w:themeColor="text2" w:themeShade="bf" w:val="17365D"/>
       <w:spacing w:val="5"/>
       <w:kern w:val="2"/>
@@ -1497,7 +1842,7 @@
     <w:qFormat/>
     <w:rsid w:val="00fc693f"/>
     <w:rPr>
-      <w:rFonts w:ascii="Calibri" w:hAnsi="Calibri" w:eastAsia="ＭＳ ゴシック" w:cs="" w:asciiTheme="majorHAnsi" w:cstheme="majorBidi" w:eastAsiaTheme="majorEastAsia" w:hAnsiTheme="majorHAnsi"/>
+      <w:rFonts w:ascii="Calibri" w:hAnsi="Calibri" w:eastAsia="" w:cs="" w:asciiTheme="majorHAnsi" w:cstheme="majorBidi" w:eastAsiaTheme="majorEastAsia" w:hAnsiTheme="majorHAnsi"/>
       <w:i/>
       <w:iCs/>
       <w:color w:themeColor="accent1" w:val="4F81BD"/>
@@ -1570,7 +1915,7 @@
     <w:qFormat/>
     <w:rsid w:val="00fc693f"/>
     <w:rPr>
-      <w:rFonts w:ascii="Calibri" w:hAnsi="Calibri" w:eastAsia="ＭＳ ゴシック" w:cs="" w:asciiTheme="majorHAnsi" w:cstheme="majorBidi" w:eastAsiaTheme="majorEastAsia" w:hAnsiTheme="majorHAnsi"/>
+      <w:rFonts w:ascii="Calibri" w:hAnsi="Calibri" w:eastAsia="" w:cs="" w:asciiTheme="majorHAnsi" w:cstheme="majorBidi" w:eastAsiaTheme="majorEastAsia" w:hAnsiTheme="majorHAnsi"/>
       <w:b/>
       <w:bCs/>
       <w:i/>
@@ -1587,7 +1932,7 @@
     <w:qFormat/>
     <w:rsid w:val="00fc693f"/>
     <w:rPr>
-      <w:rFonts w:ascii="Calibri" w:hAnsi="Calibri" w:eastAsia="ＭＳ ゴシック" w:cs="" w:asciiTheme="majorHAnsi" w:cstheme="majorBidi" w:eastAsiaTheme="majorEastAsia" w:hAnsiTheme="majorHAnsi"/>
+      <w:rFonts w:ascii="Calibri" w:hAnsi="Calibri" w:eastAsia="" w:cs="" w:asciiTheme="majorHAnsi" w:cstheme="majorBidi" w:eastAsiaTheme="majorEastAsia" w:hAnsiTheme="majorHAnsi"/>
       <w:color w:themeColor="accent1" w:themeShade="7f" w:val="243F60"/>
     </w:rPr>
   </w:style>
@@ -1600,7 +1945,7 @@
     <w:qFormat/>
     <w:rsid w:val="00fc693f"/>
     <w:rPr>
-      <w:rFonts w:ascii="Calibri" w:hAnsi="Calibri" w:eastAsia="ＭＳ ゴシック" w:cs="" w:asciiTheme="majorHAnsi" w:cstheme="majorBidi" w:eastAsiaTheme="majorEastAsia" w:hAnsiTheme="majorHAnsi"/>
+      <w:rFonts w:ascii="Calibri" w:hAnsi="Calibri" w:eastAsia="" w:cs="" w:asciiTheme="majorHAnsi" w:cstheme="majorBidi" w:eastAsiaTheme="majorEastAsia" w:hAnsiTheme="majorHAnsi"/>
       <w:i/>
       <w:iCs/>
       <w:color w:themeColor="accent1" w:themeShade="7f" w:val="243F60"/>
@@ -1615,7 +1960,7 @@
     <w:qFormat/>
     <w:rsid w:val="00fc693f"/>
     <w:rPr>
-      <w:rFonts w:ascii="Calibri" w:hAnsi="Calibri" w:eastAsia="ＭＳ ゴシック" w:cs="" w:asciiTheme="majorHAnsi" w:cstheme="majorBidi" w:eastAsiaTheme="majorEastAsia" w:hAnsiTheme="majorHAnsi"/>
+      <w:rFonts w:ascii="Calibri" w:hAnsi="Calibri" w:eastAsia="" w:cs="" w:asciiTheme="majorHAnsi" w:cstheme="majorBidi" w:eastAsiaTheme="majorEastAsia" w:hAnsiTheme="majorHAnsi"/>
       <w:i/>
       <w:iCs/>
       <w:color w:themeColor="text1" w:themeTint="bf" w:val="404040"/>
@@ -1630,7 +1975,7 @@
     <w:qFormat/>
     <w:rsid w:val="00fc693f"/>
     <w:rPr>
-      <w:rFonts w:ascii="Calibri" w:hAnsi="Calibri" w:eastAsia="ＭＳ ゴシック" w:cs="" w:asciiTheme="majorHAnsi" w:cstheme="majorBidi" w:eastAsiaTheme="majorEastAsia" w:hAnsiTheme="majorHAnsi"/>
+      <w:rFonts w:ascii="Calibri" w:hAnsi="Calibri" w:eastAsia="" w:cs="" w:asciiTheme="majorHAnsi" w:cstheme="majorBidi" w:eastAsiaTheme="majorEastAsia" w:hAnsiTheme="majorHAnsi"/>
       <w:color w:themeColor="accent1" w:val="4F81BD"/>
       <w:sz w:val="20"/>
       <w:szCs w:val="20"/>
@@ -1645,7 +1990,7 @@
     <w:qFormat/>
     <w:rsid w:val="00fc693f"/>
     <w:rPr>
-      <w:rFonts w:ascii="Calibri" w:hAnsi="Calibri" w:eastAsia="ＭＳ ゴシック" w:cs="" w:asciiTheme="majorHAnsi" w:cstheme="majorBidi" w:eastAsiaTheme="majorEastAsia" w:hAnsiTheme="majorHAnsi"/>
+      <w:rFonts w:ascii="Calibri" w:hAnsi="Calibri" w:eastAsia="" w:cs="" w:asciiTheme="majorHAnsi" w:cstheme="majorBidi" w:eastAsiaTheme="majorEastAsia" w:hAnsiTheme="majorHAnsi"/>
       <w:i/>
       <w:iCs/>
       <w:color w:themeColor="text1" w:themeTint="bf" w:val="404040"/>
@@ -1761,6 +2106,20 @@
     <w:rPr>
       <w:color w:val="000080"/>
       <w:u w:val="single"/>
+    </w:rPr>
+  </w:style>
+  <w:style w:type="character" w:styleId="Bullets">
+    <w:name w:val="Bullets"/>
+    <w:qFormat/>
+    <w:rPr>
+      <w:rFonts w:ascii="OpenSymbol" w:hAnsi="OpenSymbol" w:eastAsia="OpenSymbol" w:cs="OpenSymbol"/>
+    </w:rPr>
+  </w:style>
+  <w:style w:type="character" w:styleId="SourceText">
+    <w:name w:val="Source Text"/>
+    <w:qFormat/>
+    <w:rPr>
+      <w:rFonts w:ascii="Liberation Mono" w:hAnsi="Liberation Mono" w:eastAsia="Liberation Mono" w:cs="Liberation Mono"/>
     </w:rPr>
   </w:style>
   <w:style w:type="paragraph" w:styleId="Heading">
@@ -1882,12 +2241,13 @@
     <w:rsid w:val="00fc693f"/>
     <w:pPr>
       <w:widowControl/>
+      <w:suppressAutoHyphens w:val="true"/>
       <w:bidi w:val="0"/>
       <w:spacing w:lineRule="auto" w:line="240" w:before="0" w:after="0"/>
       <w:jc w:val="left"/>
     </w:pPr>
     <w:rPr>
-      <w:rFonts w:ascii="Cambria" w:hAnsi="Cambria" w:eastAsia="ＭＳ 明朝" w:cs="" w:asciiTheme="minorHAnsi" w:cstheme="minorBidi" w:eastAsiaTheme="minorEastAsia" w:hAnsiTheme="minorHAnsi"/>
+      <w:rFonts w:ascii="Cambria" w:hAnsi="Cambria" w:eastAsia="" w:cs="" w:asciiTheme="minorHAnsi" w:cstheme="minorBidi" w:eastAsiaTheme="minorEastAsia" w:hAnsiTheme="minorHAnsi"/>
       <w:color w:val="auto"/>
       <w:kern w:val="0"/>
       <w:sz w:val="22"/>
@@ -1911,7 +2271,7 @@
       <w:contextualSpacing/>
     </w:pPr>
     <w:rPr>
-      <w:rFonts w:ascii="Calibri" w:hAnsi="Calibri" w:eastAsia="ＭＳ ゴシック" w:cs="" w:asciiTheme="majorHAnsi" w:cstheme="majorBidi" w:eastAsiaTheme="majorEastAsia" w:hAnsiTheme="majorHAnsi"/>
+      <w:rFonts w:ascii="Calibri" w:hAnsi="Calibri" w:eastAsia="" w:cs="" w:asciiTheme="majorHAnsi" w:cstheme="majorBidi" w:eastAsiaTheme="majorEastAsia" w:hAnsiTheme="majorHAnsi"/>
       <w:color w:themeColor="text2" w:themeShade="bf" w:val="17365D"/>
       <w:spacing w:val="5"/>
       <w:kern w:val="2"/>
@@ -1929,7 +2289,7 @@
     <w:rsid w:val="00fc693f"/>
     <w:pPr/>
     <w:rPr>
-      <w:rFonts w:ascii="Calibri" w:hAnsi="Calibri" w:eastAsia="ＭＳ ゴシック" w:cs="" w:asciiTheme="majorHAnsi" w:cstheme="majorBidi" w:eastAsiaTheme="majorEastAsia" w:hAnsiTheme="majorHAnsi"/>
+      <w:rFonts w:ascii="Calibri" w:hAnsi="Calibri" w:eastAsia="" w:cs="" w:asciiTheme="majorHAnsi" w:cstheme="majorBidi" w:eastAsiaTheme="majorEastAsia" w:hAnsiTheme="majorHAnsi"/>
       <w:i/>
       <w:iCs/>
       <w:color w:themeColor="accent1" w:val="4F81BD"/>
@@ -2162,12 +2522,13 @@
         <w:tab w:val="left" w:pos="3456" w:leader="none"/>
         <w:tab w:val="left" w:pos="4032" w:leader="none"/>
       </w:tabs>
+      <w:suppressAutoHyphens w:val="true"/>
       <w:bidi w:val="0"/>
       <w:spacing w:lineRule="auto" w:line="276" w:before="0" w:after="200"/>
       <w:jc w:val="left"/>
     </w:pPr>
     <w:rPr>
-      <w:rFonts w:ascii="Courier" w:hAnsi="Courier" w:eastAsia="ＭＳ 明朝" w:cs="" w:cstheme="minorBidi" w:eastAsiaTheme="minorEastAsia"/>
+      <w:rFonts w:ascii="Courier" w:hAnsi="Courier" w:eastAsia="" w:cs="" w:cstheme="minorBidi" w:eastAsiaTheme="minorEastAsia"/>
       <w:color w:val="auto"/>
       <w:kern w:val="0"/>
       <w:sz w:val="20"/>
@@ -2232,6 +2593,19 @@
       <w:outlineLvl w:val="9"/>
     </w:pPr>
     <w:rPr/>
+  </w:style>
+  <w:style w:type="paragraph" w:styleId="PreformattedText">
+    <w:name w:val="Preformatted Text"/>
+    <w:basedOn w:val="Normal"/>
+    <w:qFormat/>
+    <w:pPr>
+      <w:spacing w:before="0" w:after="0"/>
+    </w:pPr>
+    <w:rPr>
+      <w:rFonts w:ascii="Liberation Mono" w:hAnsi="Liberation Mono" w:eastAsia="Liberation Mono" w:cs="Liberation Mono"/>
+      <w:sz w:val="20"/>
+      <w:szCs w:val="20"/>
+    </w:rPr>
   </w:style>
   <w:style w:type="numbering" w:styleId="NoList" w:default="1">
     <w:name w:val="No List"/>
@@ -5365,7 +5739,6 @@
       <w:pPr>
         <w:spacing w:before="0" w:after="0" w:line="240" w:lineRule="auto"/>
       </w:pPr>
-      <w:rPr/>
       <w:tblPr/>
       <w:tcPr>
         <w:tcBorders>
@@ -5511,7 +5884,6 @@
       <w:pPr>
         <w:spacing w:before="0" w:after="0" w:line="240" w:lineRule="auto"/>
       </w:pPr>
-      <w:rPr/>
       <w:tblPr/>
       <w:tcPr>
         <w:tcBorders>
@@ -5657,7 +6029,6 @@
       <w:pPr>
         <w:spacing w:before="0" w:after="0" w:line="240" w:lineRule="auto"/>
       </w:pPr>
-      <w:rPr/>
       <w:tblPr/>
       <w:tcPr>
         <w:tcBorders>
@@ -5803,7 +6174,6 @@
       <w:pPr>
         <w:spacing w:before="0" w:after="0" w:line="240" w:lineRule="auto"/>
       </w:pPr>
-      <w:rPr/>
       <w:tblPr/>
       <w:tcPr>
         <w:tcBorders>
@@ -5949,7 +6319,6 @@
       <w:pPr>
         <w:spacing w:before="0" w:after="0" w:line="240" w:lineRule="auto"/>
       </w:pPr>
-      <w:rPr/>
       <w:tblPr/>
       <w:tcPr>
         <w:tcBorders>
@@ -6095,7 +6464,6 @@
       <w:pPr>
         <w:spacing w:before="0" w:after="0" w:line="240" w:lineRule="auto"/>
       </w:pPr>
-      <w:rPr/>
       <w:tblPr/>
       <w:tcPr>
         <w:tcBorders>
@@ -6241,7 +6609,6 @@
       <w:pPr>
         <w:spacing w:before="0" w:after="0" w:line="240" w:lineRule="auto"/>
       </w:pPr>
-      <w:rPr/>
       <w:tblPr/>
       <w:tcPr>
         <w:tcBorders>
